--- a/Modelos/AP/FDMS/Declaração_coord_FDMS.docx
+++ b/Modelos/AP/FDMS/Declaração_coord_FDMS.docx
@@ -46,7 +46,6 @@
           <w:szCs w:val="24"/>
         </w:rPr>
       </w:pPr>
-      <w:bookmarkStart w:id="0" w:name="_GoBack"/>
     </w:p>
     <w:p>
       <w:pPr>
@@ -198,8 +197,10 @@
           <w:rFonts w:ascii="Times New Roman" w:hAnsi="Times New Roman"/>
           <w:sz w:val="20"/>
         </w:rPr>
-        <w:t>contrato</w:t>
-      </w:r>
+        <w:t>Acordo de Parceria</w:t>
+      </w:r>
+      <w:bookmarkStart w:id="0" w:name="_GoBack"/>
+      <w:bookmarkEnd w:id="0"/>
       <w:r>
         <w:rPr>
           <w:rFonts w:ascii="Times New Roman" w:hAnsi="Times New Roman"/>
@@ -2009,7 +2010,6 @@
       <w:r>
         <w:t>Nome e Matrícula</w:t>
       </w:r>
-      <w:bookmarkEnd w:id="0"/>
     </w:p>
     <w:sectPr>
       <w:type w:val="continuous"/>
